--- a/published/ai-organizations/04_digital_transformation/07_communication/lab-protocols/07_communication-lab.docx
+++ b/published/ai-organizations/04_digital_transformation/07_communication/lab-protocols/07_communication-lab.docx
@@ -4,32 +4,42 @@
   <w:body>
     <w:p>
       <w:r>
-        <w:t>Lab: Exploring Communication</w:t>
+        <w:t>Lab: Digital Communication Architecture Assessment</w:t>
       </w:r>
     </w:p>
     <w:p>
       <w:r>
-        <w:t>Objective</w:t>
+        <w:t>Objectives</w:t>
       </w:r>
     </w:p>
     <w:p>
       <w:r>
-        <w:t>Design and simulate a simple agent that demonstrates the principles of Communication .</w:t>
+        <w:t>Learning Goal: Audit and improve your organization's digital communication architecture.</w:t>
       </w:r>
     </w:p>
     <w:p>
       <w:r>
-        <w:t>Prerequisites</w:t>
+        <w:t>Part 1: Channel Inventory (10 min)</w:t>
       </w:r>
     </w:p>
     <w:p>
       <w:r>
-        <w:t>Basic understanding of Python or a relevant simulation tool.  Familiarity with the formal definition of Communication.   Steps</w:t>
+        <w:t>Channel  Type (Sync/Async/Broadcast/API)  Primary Use  Users  Redundancy?          Y/N                   Write your response here   Part 2: Communication Flow Mapping (15 min)</w:t>
       </w:r>
     </w:p>
     <w:p>
       <w:r>
-        <w:t>Define the Environment : Create a simple grid world or state space relevant to Organizations.  Define the Agent : Specify the agent's generative model, focusing on Communication.  Simulation : Run the agent for 100 timesteps.  Perturbation : Introduce a specific challenge to Communication (e.g., increased noise, occlusion).  Analysis : Plot the Free Energy over time. Does the agent successfully adapt?   Discussion Requirements</w:t>
+        <w:t>Information Flow  Source  Channel  Destination  Effectiveness (1-5)      Customer inquiry        Team coordination        Leadership directive        Cross-team alignment         Write your response here   Part 3: Problem Diagnosis (10 min)</w:t>
+      </w:r>
+    </w:p>
+    <w:p>
+      <w:r>
+        <w:t>Problem  Present?  Impact  Root Cause      Tool fatigue  Y/N      Channel fragmentation  Y/N      Information silos  Y/N      Notification overload  Y/N      Undocumented API dependencies  Y/N       Write your response here   Part 4: Architecture Redesign (15 min)</w:t>
+      </w:r>
+    </w:p>
+    <w:p>
+      <w:r>
+        <w:t>Improvement  Current State  Target State  Action      Channel rationalization       Coherence across touchpoints       API governance       Search/findability        Write your response here   Summary</w:t>
       </w:r>
     </w:p>
     <w:sectPr>
